--- a/6. Documentation With Templates/LCP03_HARA/LCP03-AIRBAG-ECU-001_HARA_v110.docx
+++ b/6. Documentation With Templates/LCP03_HARA/LCP03-AIRBAG-ECU-001_HARA_v110.docx
@@ -551,35 +551,88 @@
                 <w:sz w:val="18"/>
                 <w:szCs w:val="18"/>
               </w:rPr>
-              <w:t>Alita,</w:t>
+              <w:t>Fateme</w:t>
             </w:r>
             <w:r>
               <w:rPr>
                 <w:sz w:val="18"/>
                 <w:szCs w:val="18"/>
               </w:rPr>
-              <w:t xml:space="preserve"> Fateme</w:t>
+              <w:t xml:space="preserve"> </w:t>
             </w:r>
             <w:r>
               <w:rPr>
                 <w:sz w:val="18"/>
                 <w:szCs w:val="18"/>
               </w:rPr>
-              <w:t xml:space="preserve"> </w:t>
+              <w:t>Hosseinzadeh</w:t>
             </w:r>
             <w:r>
               <w:rPr>
                 <w:sz w:val="18"/>
                 <w:szCs w:val="18"/>
               </w:rPr>
-              <w:t>-</w:t>
-            </w:r>
+              <w:t xml:space="preserve">, </w:t>
+            </w:r>
+            <w:proofErr w:type="spellStart"/>
             <w:r>
               <w:rPr>
                 <w:sz w:val="18"/>
                 <w:szCs w:val="18"/>
               </w:rPr>
-              <w:t xml:space="preserve"> Systems Safety Engineering Team</w:t>
+              <w:t>Thirthashri</w:t>
+            </w:r>
+            <w:proofErr w:type="spellEnd"/>
+            <w:r>
+              <w:rPr>
+                <w:sz w:val="18"/>
+                <w:szCs w:val="18"/>
+              </w:rPr>
+              <w:t xml:space="preserve"> </w:t>
+            </w:r>
+            <w:proofErr w:type="spellStart"/>
+            <w:r>
+              <w:rPr>
+                <w:sz w:val="18"/>
+                <w:szCs w:val="18"/>
+              </w:rPr>
+              <w:t>Gowli</w:t>
+            </w:r>
+            <w:proofErr w:type="spellEnd"/>
+            <w:r>
+              <w:rPr>
+                <w:sz w:val="18"/>
+                <w:szCs w:val="18"/>
+              </w:rPr>
+              <w:t xml:space="preserve"> Ganesh</w:t>
+            </w:r>
+            <w:r>
+              <w:rPr>
+                <w:sz w:val="18"/>
+                <w:szCs w:val="18"/>
+              </w:rPr>
+              <w:t>, Alita</w:t>
+            </w:r>
+            <w:r>
+              <w:rPr>
+                <w:sz w:val="18"/>
+                <w:szCs w:val="18"/>
+              </w:rPr>
+              <w:t xml:space="preserve"> Shrestha</w:t>
+            </w:r>
+            <w:r>
+              <w:rPr>
+                <w:sz w:val="18"/>
+                <w:szCs w:val="18"/>
+              </w:rPr>
+              <w:t xml:space="preserve">, </w:t>
+            </w:r>
+            <w:r>
+              <w:rPr>
+                <w:sz w:val="18"/>
+                <w:szCs w:val="18"/>
+              </w:rPr>
+              <w:t>Kruthika Sathyanarayana Gowda</w:t>
             </w:r>
           </w:p>
         </w:tc>
